--- a/advisories/source/yo-eligibility-in-criminal-law-a-worksheet.docx
+++ b/advisories/source/yo-eligibility-in-criminal-law-a-worksheet.docx
@@ -1,6 +1,6 @@
 
 <file path=word/document.xml><?xml version="1.0" encoding="utf-8"?>
-<w:document xmlns:wpc="http://schemas.microsoft.com/office/word/2010/wordprocessingCanvas" xmlns:cx="http://schemas.microsoft.com/office/drawing/2014/chartex" xmlns:cx1="http://schemas.microsoft.com/office/drawing/2015/9/8/chartex" xmlns:cx2="http://schemas.microsoft.com/office/drawing/2015/10/21/chartex" xmlns:cx3="http://schemas.microsoft.com/office/drawing/2016/5/9/chartex" xmlns:cx4="http://schemas.microsoft.com/office/drawing/2016/5/10/chartex" xmlns:cx5="http://schemas.microsoft.com/office/drawing/2016/5/11/chartex" xmlns:cx6="http://schemas.microsoft.com/office/drawing/2016/5/12/chartex" xmlns:cx7="http://schemas.microsoft.com/office/drawing/2016/5/13/chartex" xmlns:cx8="http://schemas.microsoft.com/office/drawing/2016/5/14/chartex" xmlns:mc="http://schemas.openxmlformats.org/markup-compatibility/2006" xmlns:aink="http://schemas.microsoft.com/office/drawing/2016/ink" xmlns:am3d="http://schemas.microsoft.com/office/drawing/2017/model3d" xmlns:o="urn:schemas-microsoft-com:office:office" xmlns:oel="http://schemas.microsoft.com/office/2019/extlst" xmlns:r="http://schemas.openxmlformats.org/officeDocument/2006/relationships" xmlns:m="http://schemas.openxmlformats.org/officeDocument/2006/math" xmlns:v="urn:schemas-microsoft-com:vml" xmlns:wp14="http://schemas.microsoft.com/office/word/2010/wordprocessingDrawing" xmlns:wp="http://schemas.openxmlformats.org/drawingml/2006/wordprocessingDrawing" xmlns:w10="urn:schemas-microsoft-com:office:word" xmlns:w="http://schemas.openxmlformats.org/wordprocessingml/2006/main" xmlns:w14="http://schemas.microsoft.com/office/word/2010/wordml" xmlns:w15="http://schemas.microsoft.com/office/word/2012/wordml" xmlns:w16cex="http://schemas.microsoft.com/office/word/2018/wordml/cex" xmlns:w16cid="http://schemas.microsoft.com/office/word/2016/wordml/cid" xmlns:w16="http://schemas.microsoft.com/office/word/2018/wordml" xmlns:w16du="http://schemas.microsoft.com/office/word/2023/wordml/word16du" xmlns:w16sdtdh="http://schemas.microsoft.com/office/word/2020/wordml/sdtdatahash" xmlns:w16sdtfl="http://schemas.microsoft.com/office/word/2024/wordml/sdtformatlock" xmlns:w16se="http://schemas.microsoft.com/office/word/2015/wordml/symex" xmlns:wpg="http://schemas.microsoft.com/office/word/2010/wordprocessingGroup" xmlns:wpi="http://schemas.microsoft.com/office/word/2010/wordprocessingInk" xmlns:wne="http://schemas.microsoft.com/office/word/2006/wordml" xmlns:wps="http://schemas.microsoft.com/office/word/2010/wordprocessingShape" mc:Ignorable="w14 w15 w16se w16cid w16 w16cex w16sdtdh w16sdtfl w16du wp14">
+<w:document xmlns:wpc="http://schemas.microsoft.com/office/word/2010/wordprocessingCanvas" xmlns:cx="http://schemas.microsoft.com/office/drawing/2014/chartex" xmlns:cx1="http://schemas.microsoft.com/office/drawing/2015/9/8/chartex" xmlns:cx2="http://schemas.microsoft.com/office/drawing/2015/10/21/chartex" xmlns:cx3="http://schemas.microsoft.com/office/drawing/2016/5/9/chartex" xmlns:cx4="http://schemas.microsoft.com/office/drawing/2016/5/10/chartex" xmlns:cx5="http://schemas.microsoft.com/office/drawing/2016/5/11/chartex" xmlns:cx6="http://schemas.microsoft.com/office/drawing/2016/5/12/chartex" xmlns:cx7="http://schemas.microsoft.com/office/drawing/2016/5/13/chartex" xmlns:cx8="http://schemas.microsoft.com/office/drawing/2016/5/14/chartex" xmlns:mc="http://schemas.openxmlformats.org/markup-compatibility/2006" xmlns:aink="http://schemas.microsoft.com/office/drawing/2016/ink" xmlns:am3d="http://schemas.microsoft.com/office/drawing/2017/model3d" xmlns:o="urn:schemas-microsoft-com:office:office" xmlns:oel="http://schemas.microsoft.com/office/2019/extlst" xmlns:r="http://schemas.openxmlformats.org/officeDocument/2006/relationships" xmlns:m="http://schemas.openxmlformats.org/officeDocument/2006/math" xmlns:v="urn:schemas-microsoft-com:vml" xmlns:wp14="http://schemas.microsoft.com/office/word/2010/wordprocessingDrawing" xmlns:wp="http://schemas.openxmlformats.org/drawingml/2006/wordprocessingDrawing" xmlns:w10="urn:schemas-microsoft-com:office:word" xmlns:w="http://schemas.openxmlformats.org/wordprocessingml/2006/main" xmlns:w14="http://schemas.microsoft.com/office/word/2010/wordml" xmlns:w15="http://schemas.microsoft.com/office/word/2012/wordml" xmlns:w16cei="http://schemas.microsoft.com/office/word/2026/wordml/cei" xmlns:w16cex="http://schemas.microsoft.com/office/word/2018/wordml/cex" xmlns:w16cid="http://schemas.microsoft.com/office/word/2016/wordml/cid" xmlns:w16="http://schemas.microsoft.com/office/word/2018/wordml" xmlns:w16du="http://schemas.microsoft.com/office/word/2023/wordml/word16du" xmlns:w16sdtdh="http://schemas.microsoft.com/office/word/2020/wordml/sdtdatahash" xmlns:w16sdtfl="http://schemas.microsoft.com/office/word/2024/wordml/sdtformatlock" xmlns:w16se="http://schemas.microsoft.com/office/word/2015/wordml/symex" xmlns:wpg="http://schemas.microsoft.com/office/word/2010/wordprocessingGroup" xmlns:wpi="http://schemas.microsoft.com/office/word/2010/wordprocessingInk" xmlns:wne="http://schemas.microsoft.com/office/word/2006/wordml" xmlns:wps="http://schemas.microsoft.com/office/word/2010/wordprocessingShape" mc:Ignorable="w14 w15 w16se w16cid w16 w16cex w16sdtdh w16sdtfl w16du wp14">
   <w:body>
     <w:p>
       <w:pPr>
@@ -8088,9 +8088,12 @@
       <w:pPr>
         <w:pStyle w:val="RIACParagraph"/>
         <w:sectPr>
-          <w:footerReference w:type="default" r:id="rId11"/>
-          <w:headerReference w:type="first" r:id="rId12"/>
-          <w:footerReference w:type="first" r:id="rId13"/>
+          <w:headerReference w:type="even" r:id="rId11"/>
+          <w:headerReference w:type="default" r:id="rId12"/>
+          <w:footerReference w:type="even" r:id="rId13"/>
+          <w:footerReference w:type="default" r:id="rId14"/>
+          <w:headerReference w:type="first" r:id="rId15"/>
+          <w:footerReference w:type="first" r:id="rId16"/>
           <w:pgSz w:w="12240" w:h="15840"/>
           <w:pgMar w:top="1260" w:right="1440" w:bottom="1440" w:left="1440" w:header="720" w:footer="166" w:gutter="0"/>
           <w:cols w:space="720"/>
@@ -11096,7 +11099,6 @@
         </w:tabs>
       </w:pPr>
       <w:r>
-        <w:lastRenderedPageBreak/>
         <w:t>Do</w:t>
       </w:r>
       <w:r>
@@ -13074,7 +13076,6 @@
         </w:tabs>
       </w:pPr>
       <w:r>
-        <w:lastRenderedPageBreak/>
         <w:t>D</w:t>
       </w:r>
       <w:r>
@@ -14297,8 +14298,8 @@
       </w:r>
     </w:p>
     <w:sectPr>
-      <w:headerReference w:type="default" r:id="rId14"/>
-      <w:headerReference w:type="first" r:id="rId15"/>
+      <w:headerReference w:type="default" r:id="rId17"/>
+      <w:headerReference w:type="first" r:id="rId18"/>
       <w:pgSz w:w="12240" w:h="15840"/>
       <w:pgMar w:top="1260" w:right="1440" w:bottom="1440" w:left="1440" w:header="720" w:footer="166" w:gutter="0"/>
       <w:pgNumType w:start="1"/>
@@ -14310,7 +14311,7 @@
 </file>
 
 <file path=word/endnotes.xml><?xml version="1.0" encoding="utf-8"?>
-<w:endnotes xmlns:wpc="http://schemas.microsoft.com/office/word/2010/wordprocessingCanvas" xmlns:cx="http://schemas.microsoft.com/office/drawing/2014/chartex" xmlns:cx1="http://schemas.microsoft.com/office/drawing/2015/9/8/chartex" xmlns:cx2="http://schemas.microsoft.com/office/drawing/2015/10/21/chartex" xmlns:cx3="http://schemas.microsoft.com/office/drawing/2016/5/9/chartex" xmlns:cx4="http://schemas.microsoft.com/office/drawing/2016/5/10/chartex" xmlns:cx5="http://schemas.microsoft.com/office/drawing/2016/5/11/chartex" xmlns:cx6="http://schemas.microsoft.com/office/drawing/2016/5/12/chartex" xmlns:cx7="http://schemas.microsoft.com/office/drawing/2016/5/13/chartex" xmlns:cx8="http://schemas.microsoft.com/office/drawing/2016/5/14/chartex" xmlns:mc="http://schemas.openxmlformats.org/markup-compatibility/2006" xmlns:aink="http://schemas.microsoft.com/office/drawing/2016/ink" xmlns:am3d="http://schemas.microsoft.com/office/drawing/2017/model3d" xmlns:o="urn:schemas-microsoft-com:office:office" xmlns:oel="http://schemas.microsoft.com/office/2019/extlst" xmlns:r="http://schemas.openxmlformats.org/officeDocument/2006/relationships" xmlns:m="http://schemas.openxmlformats.org/officeDocument/2006/math" xmlns:v="urn:schemas-microsoft-com:vml" xmlns:wp14="http://schemas.microsoft.com/office/word/2010/wordprocessingDrawing" xmlns:wp="http://schemas.openxmlformats.org/drawingml/2006/wordprocessingDrawing" xmlns:w10="urn:schemas-microsoft-com:office:word" xmlns:w="http://schemas.openxmlformats.org/wordprocessingml/2006/main" xmlns:w14="http://schemas.microsoft.com/office/word/2010/wordml" xmlns:w15="http://schemas.microsoft.com/office/word/2012/wordml" xmlns:w16cex="http://schemas.microsoft.com/office/word/2018/wordml/cex" xmlns:w16cid="http://schemas.microsoft.com/office/word/2016/wordml/cid" xmlns:w16="http://schemas.microsoft.com/office/word/2018/wordml" xmlns:w16du="http://schemas.microsoft.com/office/word/2023/wordml/word16du" xmlns:w16sdtdh="http://schemas.microsoft.com/office/word/2020/wordml/sdtdatahash" xmlns:w16sdtfl="http://schemas.microsoft.com/office/word/2024/wordml/sdtformatlock" xmlns:w16se="http://schemas.microsoft.com/office/word/2015/wordml/symex" xmlns:wpg="http://schemas.microsoft.com/office/word/2010/wordprocessingGroup" xmlns:wpi="http://schemas.microsoft.com/office/word/2010/wordprocessingInk" xmlns:wne="http://schemas.microsoft.com/office/word/2006/wordml" xmlns:wps="http://schemas.microsoft.com/office/word/2010/wordprocessingShape" mc:Ignorable="w14 w15 w16se w16cid w16 w16cex w16sdtdh w16sdtfl w16du wp14">
+<w:endnotes xmlns:wpc="http://schemas.microsoft.com/office/word/2010/wordprocessingCanvas" xmlns:cx="http://schemas.microsoft.com/office/drawing/2014/chartex" xmlns:cx1="http://schemas.microsoft.com/office/drawing/2015/9/8/chartex" xmlns:cx2="http://schemas.microsoft.com/office/drawing/2015/10/21/chartex" xmlns:cx3="http://schemas.microsoft.com/office/drawing/2016/5/9/chartex" xmlns:cx4="http://schemas.microsoft.com/office/drawing/2016/5/10/chartex" xmlns:cx5="http://schemas.microsoft.com/office/drawing/2016/5/11/chartex" xmlns:cx6="http://schemas.microsoft.com/office/drawing/2016/5/12/chartex" xmlns:cx7="http://schemas.microsoft.com/office/drawing/2016/5/13/chartex" xmlns:cx8="http://schemas.microsoft.com/office/drawing/2016/5/14/chartex" xmlns:mc="http://schemas.openxmlformats.org/markup-compatibility/2006" xmlns:aink="http://schemas.microsoft.com/office/drawing/2016/ink" xmlns:am3d="http://schemas.microsoft.com/office/drawing/2017/model3d" xmlns:o="urn:schemas-microsoft-com:office:office" xmlns:oel="http://schemas.microsoft.com/office/2019/extlst" xmlns:r="http://schemas.openxmlformats.org/officeDocument/2006/relationships" xmlns:m="http://schemas.openxmlformats.org/officeDocument/2006/math" xmlns:v="urn:schemas-microsoft-com:vml" xmlns:wp14="http://schemas.microsoft.com/office/word/2010/wordprocessingDrawing" xmlns:wp="http://schemas.openxmlformats.org/drawingml/2006/wordprocessingDrawing" xmlns:w10="urn:schemas-microsoft-com:office:word" xmlns:w="http://schemas.openxmlformats.org/wordprocessingml/2006/main" xmlns:w14="http://schemas.microsoft.com/office/word/2010/wordml" xmlns:w15="http://schemas.microsoft.com/office/word/2012/wordml" xmlns:w16cei="http://schemas.microsoft.com/office/word/2026/wordml/cei" xmlns:w16cex="http://schemas.microsoft.com/office/word/2018/wordml/cex" xmlns:w16cid="http://schemas.microsoft.com/office/word/2016/wordml/cid" xmlns:w16="http://schemas.microsoft.com/office/word/2018/wordml" xmlns:w16du="http://schemas.microsoft.com/office/word/2023/wordml/word16du" xmlns:w16sdtdh="http://schemas.microsoft.com/office/word/2020/wordml/sdtdatahash" xmlns:w16sdtfl="http://schemas.microsoft.com/office/word/2024/wordml/sdtformatlock" xmlns:w16se="http://schemas.microsoft.com/office/word/2015/wordml/symex" xmlns:wpg="http://schemas.microsoft.com/office/word/2010/wordprocessingGroup" xmlns:wpi="http://schemas.microsoft.com/office/word/2010/wordprocessingInk" xmlns:wne="http://schemas.microsoft.com/office/word/2006/wordml" xmlns:wps="http://schemas.microsoft.com/office/word/2010/wordprocessingShape" mc:Ignorable="w14 w15 w16se w16cid w16 w16cex w16sdtdh w16sdtfl w16du wp14">
   <w:endnote w:type="separator" w:id="-1">
     <w:p>
       <w:pPr>
@@ -14335,7 +14336,17 @@
 </file>
 
 <file path=word/footer1.xml><?xml version="1.0" encoding="utf-8"?>
-<w:ftr xmlns:wpc="http://schemas.microsoft.com/office/word/2010/wordprocessingCanvas" xmlns:cx="http://schemas.microsoft.com/office/drawing/2014/chartex" xmlns:cx1="http://schemas.microsoft.com/office/drawing/2015/9/8/chartex" xmlns:cx2="http://schemas.microsoft.com/office/drawing/2015/10/21/chartex" xmlns:cx3="http://schemas.microsoft.com/office/drawing/2016/5/9/chartex" xmlns:cx4="http://schemas.microsoft.com/office/drawing/2016/5/10/chartex" xmlns:cx5="http://schemas.microsoft.com/office/drawing/2016/5/11/chartex" xmlns:cx6="http://schemas.microsoft.com/office/drawing/2016/5/12/chartex" xmlns:cx7="http://schemas.microsoft.com/office/drawing/2016/5/13/chartex" xmlns:cx8="http://schemas.microsoft.com/office/drawing/2016/5/14/chartex" xmlns:mc="http://schemas.openxmlformats.org/markup-compatibility/2006" xmlns:aink="http://schemas.microsoft.com/office/drawing/2016/ink" xmlns:am3d="http://schemas.microsoft.com/office/drawing/2017/model3d" xmlns:o="urn:schemas-microsoft-com:office:office" xmlns:oel="http://schemas.microsoft.com/office/2019/extlst" xmlns:r="http://schemas.openxmlformats.org/officeDocument/2006/relationships" xmlns:m="http://schemas.openxmlformats.org/officeDocument/2006/math" xmlns:v="urn:schemas-microsoft-com:vml" xmlns:wp14="http://schemas.microsoft.com/office/word/2010/wordprocessingDrawing" xmlns:wp="http://schemas.openxmlformats.org/drawingml/2006/wordprocessingDrawing" xmlns:w10="urn:schemas-microsoft-com:office:word" xmlns:w="http://schemas.openxmlformats.org/wordprocessingml/2006/main" xmlns:w14="http://schemas.microsoft.com/office/word/2010/wordml" xmlns:w15="http://schemas.microsoft.com/office/word/2012/wordml" xmlns:w16cex="http://schemas.microsoft.com/office/word/2018/wordml/cex" xmlns:w16cid="http://schemas.microsoft.com/office/word/2016/wordml/cid" xmlns:w16="http://schemas.microsoft.com/office/word/2018/wordml" xmlns:w16du="http://schemas.microsoft.com/office/word/2023/wordml/word16du" xmlns:w16sdtdh="http://schemas.microsoft.com/office/word/2020/wordml/sdtdatahash" xmlns:w16sdtfl="http://schemas.microsoft.com/office/word/2024/wordml/sdtformatlock" xmlns:w16se="http://schemas.microsoft.com/office/word/2015/wordml/symex" xmlns:wpg="http://schemas.microsoft.com/office/word/2010/wordprocessingGroup" xmlns:wpi="http://schemas.microsoft.com/office/word/2010/wordprocessingInk" xmlns:wne="http://schemas.microsoft.com/office/word/2006/wordml" xmlns:wps="http://schemas.microsoft.com/office/word/2010/wordprocessingShape" mc:Ignorable="w14 w15 w16se w16cid w16 w16cex w16sdtdh w16sdtfl w16du wp14">
+<w:ftr xmlns:wpc="http://schemas.microsoft.com/office/word/2010/wordprocessingCanvas" xmlns:cx="http://schemas.microsoft.com/office/drawing/2014/chartex" xmlns:cx1="http://schemas.microsoft.com/office/drawing/2015/9/8/chartex" xmlns:cx2="http://schemas.microsoft.com/office/drawing/2015/10/21/chartex" xmlns:cx3="http://schemas.microsoft.com/office/drawing/2016/5/9/chartex" xmlns:cx4="http://schemas.microsoft.com/office/drawing/2016/5/10/chartex" xmlns:cx5="http://schemas.microsoft.com/office/drawing/2016/5/11/chartex" xmlns:cx6="http://schemas.microsoft.com/office/drawing/2016/5/12/chartex" xmlns:cx7="http://schemas.microsoft.com/office/drawing/2016/5/13/chartex" xmlns:cx8="http://schemas.microsoft.com/office/drawing/2016/5/14/chartex" xmlns:mc="http://schemas.openxmlformats.org/markup-compatibility/2006" xmlns:aink="http://schemas.microsoft.com/office/drawing/2016/ink" xmlns:am3d="http://schemas.microsoft.com/office/drawing/2017/model3d" xmlns:o="urn:schemas-microsoft-com:office:office" xmlns:oel="http://schemas.microsoft.com/office/2019/extlst" xmlns:r="http://schemas.openxmlformats.org/officeDocument/2006/relationships" xmlns:m="http://schemas.openxmlformats.org/officeDocument/2006/math" xmlns:v="urn:schemas-microsoft-com:vml" xmlns:wp14="http://schemas.microsoft.com/office/word/2010/wordprocessingDrawing" xmlns:wp="http://schemas.openxmlformats.org/drawingml/2006/wordprocessingDrawing" xmlns:w10="urn:schemas-microsoft-com:office:word" xmlns:w="http://schemas.openxmlformats.org/wordprocessingml/2006/main" xmlns:w14="http://schemas.microsoft.com/office/word/2010/wordml" xmlns:w15="http://schemas.microsoft.com/office/word/2012/wordml" xmlns:w16cei="http://schemas.microsoft.com/office/word/2026/wordml/cei" xmlns:w16cex="http://schemas.microsoft.com/office/word/2018/wordml/cex" xmlns:w16cid="http://schemas.microsoft.com/office/word/2016/wordml/cid" xmlns:w16="http://schemas.microsoft.com/office/word/2018/wordml" xmlns:w16du="http://schemas.microsoft.com/office/word/2023/wordml/word16du" xmlns:w16sdtdh="http://schemas.microsoft.com/office/word/2020/wordml/sdtdatahash" xmlns:w16sdtfl="http://schemas.microsoft.com/office/word/2024/wordml/sdtformatlock" xmlns:w16se="http://schemas.microsoft.com/office/word/2015/wordml/symex" xmlns:wpg="http://schemas.microsoft.com/office/word/2010/wordprocessingGroup" xmlns:wpi="http://schemas.microsoft.com/office/word/2010/wordprocessingInk" xmlns:wne="http://schemas.microsoft.com/office/word/2006/wordml" xmlns:wps="http://schemas.microsoft.com/office/word/2010/wordprocessingShape" mc:Ignorable="w14 w15 w16se w16cid w16 w16cex w16sdtdh w16sdtfl w16du wp14">
+  <w:p>
+    <w:pPr>
+      <w:pStyle w:val="Footer"/>
+    </w:pPr>
+  </w:p>
+</w:ftr>
+</file>
+
+<file path=word/footer2.xml><?xml version="1.0" encoding="utf-8"?>
+<w:ftr xmlns:wpc="http://schemas.microsoft.com/office/word/2010/wordprocessingCanvas" xmlns:cx="http://schemas.microsoft.com/office/drawing/2014/chartex" xmlns:cx1="http://schemas.microsoft.com/office/drawing/2015/9/8/chartex" xmlns:cx2="http://schemas.microsoft.com/office/drawing/2015/10/21/chartex" xmlns:cx3="http://schemas.microsoft.com/office/drawing/2016/5/9/chartex" xmlns:cx4="http://schemas.microsoft.com/office/drawing/2016/5/10/chartex" xmlns:cx5="http://schemas.microsoft.com/office/drawing/2016/5/11/chartex" xmlns:cx6="http://schemas.microsoft.com/office/drawing/2016/5/12/chartex" xmlns:cx7="http://schemas.microsoft.com/office/drawing/2016/5/13/chartex" xmlns:cx8="http://schemas.microsoft.com/office/drawing/2016/5/14/chartex" xmlns:mc="http://schemas.openxmlformats.org/markup-compatibility/2006" xmlns:aink="http://schemas.microsoft.com/office/drawing/2016/ink" xmlns:am3d="http://schemas.microsoft.com/office/drawing/2017/model3d" xmlns:o="urn:schemas-microsoft-com:office:office" xmlns:oel="http://schemas.microsoft.com/office/2019/extlst" xmlns:r="http://schemas.openxmlformats.org/officeDocument/2006/relationships" xmlns:m="http://schemas.openxmlformats.org/officeDocument/2006/math" xmlns:v="urn:schemas-microsoft-com:vml" xmlns:wp14="http://schemas.microsoft.com/office/word/2010/wordprocessingDrawing" xmlns:wp="http://schemas.openxmlformats.org/drawingml/2006/wordprocessingDrawing" xmlns:w10="urn:schemas-microsoft-com:office:word" xmlns:w="http://schemas.openxmlformats.org/wordprocessingml/2006/main" xmlns:w14="http://schemas.microsoft.com/office/word/2010/wordml" xmlns:w15="http://schemas.microsoft.com/office/word/2012/wordml" xmlns:w16cei="http://schemas.microsoft.com/office/word/2026/wordml/cei" xmlns:w16cex="http://schemas.microsoft.com/office/word/2018/wordml/cex" xmlns:w16cid="http://schemas.microsoft.com/office/word/2016/wordml/cid" xmlns:w16="http://schemas.microsoft.com/office/word/2018/wordml" xmlns:w16du="http://schemas.microsoft.com/office/word/2023/wordml/word16du" xmlns:w16sdtdh="http://schemas.microsoft.com/office/word/2020/wordml/sdtdatahash" xmlns:w16sdtfl="http://schemas.microsoft.com/office/word/2024/wordml/sdtformatlock" xmlns:w16se="http://schemas.microsoft.com/office/word/2015/wordml/symex" xmlns:wpg="http://schemas.microsoft.com/office/word/2010/wordprocessingGroup" xmlns:wpi="http://schemas.microsoft.com/office/word/2010/wordprocessingInk" xmlns:wne="http://schemas.microsoft.com/office/word/2006/wordml" xmlns:wps="http://schemas.microsoft.com/office/word/2010/wordprocessingShape" mc:Ignorable="w14 w15 w16se w16cid w16 w16cex w16sdtdh w16sdtfl w16du wp14">
   <w:p>
     <w:pPr>
       <w:pStyle w:val="Footer"/>
@@ -14369,15 +14380,15 @@
         <w:rPr>
           <w:noProof/>
         </w:rPr>
-        <w:t>4</w:t>
+        <w:t>2</w:t>
       </w:r>
     </w:fldSimple>
   </w:p>
 </w:ftr>
 </file>
 
-<file path=word/footer2.xml><?xml version="1.0" encoding="utf-8"?>
-<w:ftr xmlns:wpc="http://schemas.microsoft.com/office/word/2010/wordprocessingCanvas" xmlns:cx="http://schemas.microsoft.com/office/drawing/2014/chartex" xmlns:cx1="http://schemas.microsoft.com/office/drawing/2015/9/8/chartex" xmlns:cx2="http://schemas.microsoft.com/office/drawing/2015/10/21/chartex" xmlns:cx3="http://schemas.microsoft.com/office/drawing/2016/5/9/chartex" xmlns:cx4="http://schemas.microsoft.com/office/drawing/2016/5/10/chartex" xmlns:cx5="http://schemas.microsoft.com/office/drawing/2016/5/11/chartex" xmlns:cx6="http://schemas.microsoft.com/office/drawing/2016/5/12/chartex" xmlns:cx7="http://schemas.microsoft.com/office/drawing/2016/5/13/chartex" xmlns:cx8="http://schemas.microsoft.com/office/drawing/2016/5/14/chartex" xmlns:mc="http://schemas.openxmlformats.org/markup-compatibility/2006" xmlns:aink="http://schemas.microsoft.com/office/drawing/2016/ink" xmlns:am3d="http://schemas.microsoft.com/office/drawing/2017/model3d" xmlns:o="urn:schemas-microsoft-com:office:office" xmlns:oel="http://schemas.microsoft.com/office/2019/extlst" xmlns:r="http://schemas.openxmlformats.org/officeDocument/2006/relationships" xmlns:m="http://schemas.openxmlformats.org/officeDocument/2006/math" xmlns:v="urn:schemas-microsoft-com:vml" xmlns:wp14="http://schemas.microsoft.com/office/word/2010/wordprocessingDrawing" xmlns:wp="http://schemas.openxmlformats.org/drawingml/2006/wordprocessingDrawing" xmlns:w10="urn:schemas-microsoft-com:office:word" xmlns:w="http://schemas.openxmlformats.org/wordprocessingml/2006/main" xmlns:w14="http://schemas.microsoft.com/office/word/2010/wordml" xmlns:w15="http://schemas.microsoft.com/office/word/2012/wordml" xmlns:w16cex="http://schemas.microsoft.com/office/word/2018/wordml/cex" xmlns:w16cid="http://schemas.microsoft.com/office/word/2016/wordml/cid" xmlns:w16="http://schemas.microsoft.com/office/word/2018/wordml" xmlns:w16du="http://schemas.microsoft.com/office/word/2023/wordml/word16du" xmlns:w16sdtdh="http://schemas.microsoft.com/office/word/2020/wordml/sdtdatahash" xmlns:w16sdtfl="http://schemas.microsoft.com/office/word/2024/wordml/sdtformatlock" xmlns:w16se="http://schemas.microsoft.com/office/word/2015/wordml/symex" xmlns:wpg="http://schemas.microsoft.com/office/word/2010/wordprocessingGroup" xmlns:wpi="http://schemas.microsoft.com/office/word/2010/wordprocessingInk" xmlns:wne="http://schemas.microsoft.com/office/word/2006/wordml" xmlns:wps="http://schemas.microsoft.com/office/word/2010/wordprocessingShape" mc:Ignorable="w14 w15 w16se w16cid w16 w16cex w16sdtdh w16sdtfl w16du wp14">
+<file path=word/footer3.xml><?xml version="1.0" encoding="utf-8"?>
+<w:ftr xmlns:wpc="http://schemas.microsoft.com/office/word/2010/wordprocessingCanvas" xmlns:cx="http://schemas.microsoft.com/office/drawing/2014/chartex" xmlns:cx1="http://schemas.microsoft.com/office/drawing/2015/9/8/chartex" xmlns:cx2="http://schemas.microsoft.com/office/drawing/2015/10/21/chartex" xmlns:cx3="http://schemas.microsoft.com/office/drawing/2016/5/9/chartex" xmlns:cx4="http://schemas.microsoft.com/office/drawing/2016/5/10/chartex" xmlns:cx5="http://schemas.microsoft.com/office/drawing/2016/5/11/chartex" xmlns:cx6="http://schemas.microsoft.com/office/drawing/2016/5/12/chartex" xmlns:cx7="http://schemas.microsoft.com/office/drawing/2016/5/13/chartex" xmlns:cx8="http://schemas.microsoft.com/office/drawing/2016/5/14/chartex" xmlns:mc="http://schemas.openxmlformats.org/markup-compatibility/2006" xmlns:aink="http://schemas.microsoft.com/office/drawing/2016/ink" xmlns:am3d="http://schemas.microsoft.com/office/drawing/2017/model3d" xmlns:o="urn:schemas-microsoft-com:office:office" xmlns:oel="http://schemas.microsoft.com/office/2019/extlst" xmlns:r="http://schemas.openxmlformats.org/officeDocument/2006/relationships" xmlns:m="http://schemas.openxmlformats.org/officeDocument/2006/math" xmlns:v="urn:schemas-microsoft-com:vml" xmlns:wp14="http://schemas.microsoft.com/office/word/2010/wordprocessingDrawing" xmlns:wp="http://schemas.openxmlformats.org/drawingml/2006/wordprocessingDrawing" xmlns:w10="urn:schemas-microsoft-com:office:word" xmlns:w="http://schemas.openxmlformats.org/wordprocessingml/2006/main" xmlns:w14="http://schemas.microsoft.com/office/word/2010/wordml" xmlns:w15="http://schemas.microsoft.com/office/word/2012/wordml" xmlns:w16cei="http://schemas.microsoft.com/office/word/2026/wordml/cei" xmlns:w16cex="http://schemas.microsoft.com/office/word/2018/wordml/cex" xmlns:w16cid="http://schemas.microsoft.com/office/word/2016/wordml/cid" xmlns:w16="http://schemas.microsoft.com/office/word/2018/wordml" xmlns:w16du="http://schemas.microsoft.com/office/word/2023/wordml/word16du" xmlns:w16sdtdh="http://schemas.microsoft.com/office/word/2020/wordml/sdtdatahash" xmlns:w16sdtfl="http://schemas.microsoft.com/office/word/2024/wordml/sdtformatlock" xmlns:w16se="http://schemas.microsoft.com/office/word/2015/wordml/symex" xmlns:wpg="http://schemas.microsoft.com/office/word/2010/wordprocessingGroup" xmlns:wpi="http://schemas.microsoft.com/office/word/2010/wordprocessingInk" xmlns:wne="http://schemas.microsoft.com/office/word/2006/wordml" xmlns:wps="http://schemas.microsoft.com/office/word/2010/wordprocessingShape" mc:Ignorable="w14 w15 w16se w16cid w16 w16cex w16sdtdh w16sdtfl w16du wp14">
   <w:p>
     <w:pPr>
       <w:pStyle w:val="Footer"/>
@@ -14465,7 +14476,7 @@
 </file>
 
 <file path=word/footnotes.xml><?xml version="1.0" encoding="utf-8"?>
-<w:footnotes xmlns:wpc="http://schemas.microsoft.com/office/word/2010/wordprocessingCanvas" xmlns:cx="http://schemas.microsoft.com/office/drawing/2014/chartex" xmlns:cx1="http://schemas.microsoft.com/office/drawing/2015/9/8/chartex" xmlns:cx2="http://schemas.microsoft.com/office/drawing/2015/10/21/chartex" xmlns:cx3="http://schemas.microsoft.com/office/drawing/2016/5/9/chartex" xmlns:cx4="http://schemas.microsoft.com/office/drawing/2016/5/10/chartex" xmlns:cx5="http://schemas.microsoft.com/office/drawing/2016/5/11/chartex" xmlns:cx6="http://schemas.microsoft.com/office/drawing/2016/5/12/chartex" xmlns:cx7="http://schemas.microsoft.com/office/drawing/2016/5/13/chartex" xmlns:cx8="http://schemas.microsoft.com/office/drawing/2016/5/14/chartex" xmlns:mc="http://schemas.openxmlformats.org/markup-compatibility/2006" xmlns:aink="http://schemas.microsoft.com/office/drawing/2016/ink" xmlns:am3d="http://schemas.microsoft.com/office/drawing/2017/model3d" xmlns:o="urn:schemas-microsoft-com:office:office" xmlns:oel="http://schemas.microsoft.com/office/2019/extlst" xmlns:r="http://schemas.openxmlformats.org/officeDocument/2006/relationships" xmlns:m="http://schemas.openxmlformats.org/officeDocument/2006/math" xmlns:v="urn:schemas-microsoft-com:vml" xmlns:wp14="http://schemas.microsoft.com/office/word/2010/wordprocessingDrawing" xmlns:wp="http://schemas.openxmlformats.org/drawingml/2006/wordprocessingDrawing" xmlns:w10="urn:schemas-microsoft-com:office:word" xmlns:w="http://schemas.openxmlformats.org/wordprocessingml/2006/main" xmlns:w14="http://schemas.microsoft.com/office/word/2010/wordml" xmlns:w15="http://schemas.microsoft.com/office/word/2012/wordml" xmlns:w16cex="http://schemas.microsoft.com/office/word/2018/wordml/cex" xmlns:w16cid="http://schemas.microsoft.com/office/word/2016/wordml/cid" xmlns:w16="http://schemas.microsoft.com/office/word/2018/wordml" xmlns:w16du="http://schemas.microsoft.com/office/word/2023/wordml/word16du" xmlns:w16sdtdh="http://schemas.microsoft.com/office/word/2020/wordml/sdtdatahash" xmlns:w16sdtfl="http://schemas.microsoft.com/office/word/2024/wordml/sdtformatlock" xmlns:w16se="http://schemas.microsoft.com/office/word/2015/wordml/symex" xmlns:wpg="http://schemas.microsoft.com/office/word/2010/wordprocessingGroup" xmlns:wpi="http://schemas.microsoft.com/office/word/2010/wordprocessingInk" xmlns:wne="http://schemas.microsoft.com/office/word/2006/wordml" xmlns:wps="http://schemas.microsoft.com/office/word/2010/wordprocessingShape" mc:Ignorable="w14 w15 w16se w16cid w16 w16cex w16sdtdh w16sdtfl w16du wp14">
+<w:footnotes xmlns:wpc="http://schemas.microsoft.com/office/word/2010/wordprocessingCanvas" xmlns:cx="http://schemas.microsoft.com/office/drawing/2014/chartex" xmlns:cx1="http://schemas.microsoft.com/office/drawing/2015/9/8/chartex" xmlns:cx2="http://schemas.microsoft.com/office/drawing/2015/10/21/chartex" xmlns:cx3="http://schemas.microsoft.com/office/drawing/2016/5/9/chartex" xmlns:cx4="http://schemas.microsoft.com/office/drawing/2016/5/10/chartex" xmlns:cx5="http://schemas.microsoft.com/office/drawing/2016/5/11/chartex" xmlns:cx6="http://schemas.microsoft.com/office/drawing/2016/5/12/chartex" xmlns:cx7="http://schemas.microsoft.com/office/drawing/2016/5/13/chartex" xmlns:cx8="http://schemas.microsoft.com/office/drawing/2016/5/14/chartex" xmlns:mc="http://schemas.openxmlformats.org/markup-compatibility/2006" xmlns:aink="http://schemas.microsoft.com/office/drawing/2016/ink" xmlns:am3d="http://schemas.microsoft.com/office/drawing/2017/model3d" xmlns:o="urn:schemas-microsoft-com:office:office" xmlns:oel="http://schemas.microsoft.com/office/2019/extlst" xmlns:r="http://schemas.openxmlformats.org/officeDocument/2006/relationships" xmlns:m="http://schemas.openxmlformats.org/officeDocument/2006/math" xmlns:v="urn:schemas-microsoft-com:vml" xmlns:wp14="http://schemas.microsoft.com/office/word/2010/wordprocessingDrawing" xmlns:wp="http://schemas.openxmlformats.org/drawingml/2006/wordprocessingDrawing" xmlns:w10="urn:schemas-microsoft-com:office:word" xmlns:w="http://schemas.openxmlformats.org/wordprocessingml/2006/main" xmlns:w14="http://schemas.microsoft.com/office/word/2010/wordml" xmlns:w15="http://schemas.microsoft.com/office/word/2012/wordml" xmlns:w16cei="http://schemas.microsoft.com/office/word/2026/wordml/cei" xmlns:w16cex="http://schemas.microsoft.com/office/word/2018/wordml/cex" xmlns:w16cid="http://schemas.microsoft.com/office/word/2016/wordml/cid" xmlns:w16="http://schemas.microsoft.com/office/word/2018/wordml" xmlns:w16du="http://schemas.microsoft.com/office/word/2023/wordml/word16du" xmlns:w16sdtdh="http://schemas.microsoft.com/office/word/2020/wordml/sdtdatahash" xmlns:w16sdtfl="http://schemas.microsoft.com/office/word/2024/wordml/sdtformatlock" xmlns:w16se="http://schemas.microsoft.com/office/word/2015/wordml/symex" xmlns:wpg="http://schemas.microsoft.com/office/word/2010/wordprocessingGroup" xmlns:wpi="http://schemas.microsoft.com/office/word/2010/wordprocessingInk" xmlns:wne="http://schemas.microsoft.com/office/word/2006/wordml" xmlns:wps="http://schemas.microsoft.com/office/word/2010/wordprocessingShape" mc:Ignorable="w14 w15 w16se w16cid w16 w16cex w16sdtdh w16sdtfl w16du wp14">
   <w:footnote w:type="separator" w:id="-1">
     <w:p>
       <w:pPr>
@@ -14699,16 +14710,36 @@
 </file>
 
 <file path=word/header1.xml><?xml version="1.0" encoding="utf-8"?>
-<w:hdr xmlns:wpc="http://schemas.microsoft.com/office/word/2010/wordprocessingCanvas" xmlns:cx="http://schemas.microsoft.com/office/drawing/2014/chartex" xmlns:cx1="http://schemas.microsoft.com/office/drawing/2015/9/8/chartex" xmlns:cx2="http://schemas.microsoft.com/office/drawing/2015/10/21/chartex" xmlns:cx3="http://schemas.microsoft.com/office/drawing/2016/5/9/chartex" xmlns:cx4="http://schemas.microsoft.com/office/drawing/2016/5/10/chartex" xmlns:cx5="http://schemas.microsoft.com/office/drawing/2016/5/11/chartex" xmlns:cx6="http://schemas.microsoft.com/office/drawing/2016/5/12/chartex" xmlns:cx7="http://schemas.microsoft.com/office/drawing/2016/5/13/chartex" xmlns:cx8="http://schemas.microsoft.com/office/drawing/2016/5/14/chartex" xmlns:mc="http://schemas.openxmlformats.org/markup-compatibility/2006" xmlns:aink="http://schemas.microsoft.com/office/drawing/2016/ink" xmlns:am3d="http://schemas.microsoft.com/office/drawing/2017/model3d" xmlns:o="urn:schemas-microsoft-com:office:office" xmlns:oel="http://schemas.microsoft.com/office/2019/extlst" xmlns:r="http://schemas.openxmlformats.org/officeDocument/2006/relationships" xmlns:m="http://schemas.openxmlformats.org/officeDocument/2006/math" xmlns:v="urn:schemas-microsoft-com:vml" xmlns:wp14="http://schemas.microsoft.com/office/word/2010/wordprocessingDrawing" xmlns:wp="http://schemas.openxmlformats.org/drawingml/2006/wordprocessingDrawing" xmlns:w10="urn:schemas-microsoft-com:office:word" xmlns:w="http://schemas.openxmlformats.org/wordprocessingml/2006/main" xmlns:w14="http://schemas.microsoft.com/office/word/2010/wordml" xmlns:w15="http://schemas.microsoft.com/office/word/2012/wordml" xmlns:w16cex="http://schemas.microsoft.com/office/word/2018/wordml/cex" xmlns:w16cid="http://schemas.microsoft.com/office/word/2016/wordml/cid" xmlns:w16="http://schemas.microsoft.com/office/word/2018/wordml" xmlns:w16du="http://schemas.microsoft.com/office/word/2023/wordml/word16du" xmlns:w16sdtdh="http://schemas.microsoft.com/office/word/2020/wordml/sdtdatahash" xmlns:w16sdtfl="http://schemas.microsoft.com/office/word/2024/wordml/sdtformatlock" xmlns:w16se="http://schemas.microsoft.com/office/word/2015/wordml/symex" xmlns:wpg="http://schemas.microsoft.com/office/word/2010/wordprocessingGroup" xmlns:wpi="http://schemas.microsoft.com/office/word/2010/wordprocessingInk" xmlns:wne="http://schemas.microsoft.com/office/word/2006/wordml" xmlns:wps="http://schemas.microsoft.com/office/word/2010/wordprocessingShape" mc:Ignorable="w14 w15 w16se w16cid w16 w16cex w16sdtdh w16sdtfl w16du wp14">
+<w:hdr xmlns:wpc="http://schemas.microsoft.com/office/word/2010/wordprocessingCanvas" xmlns:cx="http://schemas.microsoft.com/office/drawing/2014/chartex" xmlns:cx1="http://schemas.microsoft.com/office/drawing/2015/9/8/chartex" xmlns:cx2="http://schemas.microsoft.com/office/drawing/2015/10/21/chartex" xmlns:cx3="http://schemas.microsoft.com/office/drawing/2016/5/9/chartex" xmlns:cx4="http://schemas.microsoft.com/office/drawing/2016/5/10/chartex" xmlns:cx5="http://schemas.microsoft.com/office/drawing/2016/5/11/chartex" xmlns:cx6="http://schemas.microsoft.com/office/drawing/2016/5/12/chartex" xmlns:cx7="http://schemas.microsoft.com/office/drawing/2016/5/13/chartex" xmlns:cx8="http://schemas.microsoft.com/office/drawing/2016/5/14/chartex" xmlns:mc="http://schemas.openxmlformats.org/markup-compatibility/2006" xmlns:aink="http://schemas.microsoft.com/office/drawing/2016/ink" xmlns:am3d="http://schemas.microsoft.com/office/drawing/2017/model3d" xmlns:o="urn:schemas-microsoft-com:office:office" xmlns:oel="http://schemas.microsoft.com/office/2019/extlst" xmlns:r="http://schemas.openxmlformats.org/officeDocument/2006/relationships" xmlns:m="http://schemas.openxmlformats.org/officeDocument/2006/math" xmlns:v="urn:schemas-microsoft-com:vml" xmlns:wp14="http://schemas.microsoft.com/office/word/2010/wordprocessingDrawing" xmlns:wp="http://schemas.openxmlformats.org/drawingml/2006/wordprocessingDrawing" xmlns:w10="urn:schemas-microsoft-com:office:word" xmlns:w="http://schemas.openxmlformats.org/wordprocessingml/2006/main" xmlns:w14="http://schemas.microsoft.com/office/word/2010/wordml" xmlns:w15="http://schemas.microsoft.com/office/word/2012/wordml" xmlns:w16cei="http://schemas.microsoft.com/office/word/2026/wordml/cei" xmlns:w16cex="http://schemas.microsoft.com/office/word/2018/wordml/cex" xmlns:w16cid="http://schemas.microsoft.com/office/word/2016/wordml/cid" xmlns:w16="http://schemas.microsoft.com/office/word/2018/wordml" xmlns:w16du="http://schemas.microsoft.com/office/word/2023/wordml/word16du" xmlns:w16sdtdh="http://schemas.microsoft.com/office/word/2020/wordml/sdtdatahash" xmlns:w16sdtfl="http://schemas.microsoft.com/office/word/2024/wordml/sdtformatlock" xmlns:w16se="http://schemas.microsoft.com/office/word/2015/wordml/symex" xmlns:wpg="http://schemas.microsoft.com/office/word/2010/wordprocessingGroup" xmlns:wpi="http://schemas.microsoft.com/office/word/2010/wordprocessingInk" xmlns:wne="http://schemas.microsoft.com/office/word/2006/wordml" xmlns:wps="http://schemas.microsoft.com/office/word/2010/wordprocessingShape" mc:Ignorable="w14 w15 w16se w16cid w16 w16cex w16sdtdh w16sdtfl w16du wp14">
+  <w:p>
+    <w:pPr>
+      <w:pStyle w:val="Header"/>
+    </w:pPr>
+  </w:p>
+</w:hdr>
+</file>
+
+<file path=word/header2.xml><?xml version="1.0" encoding="utf-8"?>
+<w:hdr xmlns:wpc="http://schemas.microsoft.com/office/word/2010/wordprocessingCanvas" xmlns:cx="http://schemas.microsoft.com/office/drawing/2014/chartex" xmlns:cx1="http://schemas.microsoft.com/office/drawing/2015/9/8/chartex" xmlns:cx2="http://schemas.microsoft.com/office/drawing/2015/10/21/chartex" xmlns:cx3="http://schemas.microsoft.com/office/drawing/2016/5/9/chartex" xmlns:cx4="http://schemas.microsoft.com/office/drawing/2016/5/10/chartex" xmlns:cx5="http://schemas.microsoft.com/office/drawing/2016/5/11/chartex" xmlns:cx6="http://schemas.microsoft.com/office/drawing/2016/5/12/chartex" xmlns:cx7="http://schemas.microsoft.com/office/drawing/2016/5/13/chartex" xmlns:cx8="http://schemas.microsoft.com/office/drawing/2016/5/14/chartex" xmlns:mc="http://schemas.openxmlformats.org/markup-compatibility/2006" xmlns:aink="http://schemas.microsoft.com/office/drawing/2016/ink" xmlns:am3d="http://schemas.microsoft.com/office/drawing/2017/model3d" xmlns:o="urn:schemas-microsoft-com:office:office" xmlns:oel="http://schemas.microsoft.com/office/2019/extlst" xmlns:r="http://schemas.openxmlformats.org/officeDocument/2006/relationships" xmlns:m="http://schemas.openxmlformats.org/officeDocument/2006/math" xmlns:v="urn:schemas-microsoft-com:vml" xmlns:wp14="http://schemas.microsoft.com/office/word/2010/wordprocessingDrawing" xmlns:wp="http://schemas.openxmlformats.org/drawingml/2006/wordprocessingDrawing" xmlns:w10="urn:schemas-microsoft-com:office:word" xmlns:w="http://schemas.openxmlformats.org/wordprocessingml/2006/main" xmlns:w14="http://schemas.microsoft.com/office/word/2010/wordml" xmlns:w15="http://schemas.microsoft.com/office/word/2012/wordml" xmlns:w16cei="http://schemas.microsoft.com/office/word/2026/wordml/cei" xmlns:w16cex="http://schemas.microsoft.com/office/word/2018/wordml/cex" xmlns:w16cid="http://schemas.microsoft.com/office/word/2016/wordml/cid" xmlns:w16="http://schemas.microsoft.com/office/word/2018/wordml" xmlns:w16du="http://schemas.microsoft.com/office/word/2023/wordml/word16du" xmlns:w16sdtdh="http://schemas.microsoft.com/office/word/2020/wordml/sdtdatahash" xmlns:w16sdtfl="http://schemas.microsoft.com/office/word/2024/wordml/sdtformatlock" xmlns:w16se="http://schemas.microsoft.com/office/word/2015/wordml/symex" xmlns:wpg="http://schemas.microsoft.com/office/word/2010/wordprocessingGroup" xmlns:wpi="http://schemas.microsoft.com/office/word/2010/wordprocessingInk" xmlns:wne="http://schemas.microsoft.com/office/word/2006/wordml" xmlns:wps="http://schemas.microsoft.com/office/word/2010/wordprocessingShape" mc:Ignorable="w14 w15 w16se w16cid w16 w16cex w16sdtdh w16sdtfl w16du wp14">
+  <w:p>
+    <w:pPr>
+      <w:pStyle w:val="Header"/>
+    </w:pPr>
+  </w:p>
+</w:hdr>
+</file>
+
+<file path=word/header3.xml><?xml version="1.0" encoding="utf-8"?>
+<w:hdr xmlns:wpc="http://schemas.microsoft.com/office/word/2010/wordprocessingCanvas" xmlns:cx="http://schemas.microsoft.com/office/drawing/2014/chartex" xmlns:cx1="http://schemas.microsoft.com/office/drawing/2015/9/8/chartex" xmlns:cx2="http://schemas.microsoft.com/office/drawing/2015/10/21/chartex" xmlns:cx3="http://schemas.microsoft.com/office/drawing/2016/5/9/chartex" xmlns:cx4="http://schemas.microsoft.com/office/drawing/2016/5/10/chartex" xmlns:cx5="http://schemas.microsoft.com/office/drawing/2016/5/11/chartex" xmlns:cx6="http://schemas.microsoft.com/office/drawing/2016/5/12/chartex" xmlns:cx7="http://schemas.microsoft.com/office/drawing/2016/5/13/chartex" xmlns:cx8="http://schemas.microsoft.com/office/drawing/2016/5/14/chartex" xmlns:mc="http://schemas.openxmlformats.org/markup-compatibility/2006" xmlns:aink="http://schemas.microsoft.com/office/drawing/2016/ink" xmlns:am3d="http://schemas.microsoft.com/office/drawing/2017/model3d" xmlns:o="urn:schemas-microsoft-com:office:office" xmlns:oel="http://schemas.microsoft.com/office/2019/extlst" xmlns:r="http://schemas.openxmlformats.org/officeDocument/2006/relationships" xmlns:m="http://schemas.openxmlformats.org/officeDocument/2006/math" xmlns:v="urn:schemas-microsoft-com:vml" xmlns:wp14="http://schemas.microsoft.com/office/word/2010/wordprocessingDrawing" xmlns:wp="http://schemas.openxmlformats.org/drawingml/2006/wordprocessingDrawing" xmlns:w10="urn:schemas-microsoft-com:office:word" xmlns:w="http://schemas.openxmlformats.org/wordprocessingml/2006/main" xmlns:w14="http://schemas.microsoft.com/office/word/2010/wordml" xmlns:w15="http://schemas.microsoft.com/office/word/2012/wordml" xmlns:w16cei="http://schemas.microsoft.com/office/word/2026/wordml/cei" xmlns:w16cex="http://schemas.microsoft.com/office/word/2018/wordml/cex" xmlns:w16cid="http://schemas.microsoft.com/office/word/2016/wordml/cid" xmlns:w16="http://schemas.microsoft.com/office/word/2018/wordml" xmlns:w16du="http://schemas.microsoft.com/office/word/2023/wordml/word16du" xmlns:w16sdtdh="http://schemas.microsoft.com/office/word/2020/wordml/sdtdatahash" xmlns:w16sdtfl="http://schemas.microsoft.com/office/word/2024/wordml/sdtformatlock" xmlns:w16se="http://schemas.microsoft.com/office/word/2015/wordml/symex" xmlns:wpg="http://schemas.microsoft.com/office/word/2010/wordprocessingGroup" xmlns:wpi="http://schemas.microsoft.com/office/word/2010/wordprocessingInk" xmlns:wne="http://schemas.microsoft.com/office/word/2006/wordml" xmlns:wps="http://schemas.microsoft.com/office/word/2010/wordprocessingShape" mc:Ignorable="w14 w15 w16se w16cid w16 w16cex w16sdtdh w16sdtfl w16du wp14">
   <w:tbl>
     <w:tblPr>
-      <w:tblW w:w="9450" w:type="dxa"/>
+      <w:tblW w:w="9440" w:type="dxa"/>
       <w:tblInd w:w="5" w:type="dxa"/>
       <w:tblBorders>
-        <w:top w:val="single" w:sz="4" w:space="0" w:color="002060"/>
-        <w:left w:val="single" w:sz="4" w:space="0" w:color="002060"/>
-        <w:bottom w:val="single" w:sz="4" w:space="0" w:color="002060"/>
-        <w:right w:val="single" w:sz="4" w:space="0" w:color="002060"/>
+        <w:top w:val="single" w:sz="4" w:space="0" w:color="002641"/>
+        <w:left w:val="single" w:sz="4" w:space="0" w:color="002641"/>
+        <w:bottom w:val="single" w:sz="4" w:space="0" w:color="002641"/>
+        <w:right w:val="single" w:sz="4" w:space="0" w:color="002641"/>
         <w:insideH w:val="single" w:sz="4" w:space="0" w:color="002060"/>
         <w:insideV w:val="single" w:sz="4" w:space="0" w:color="002060"/>
       </w:tblBorders>
@@ -14720,12 +14751,12 @@
     </w:tblPr>
     <w:tblGrid>
       <w:gridCol w:w="1601"/>
-      <w:gridCol w:w="7849"/>
+      <w:gridCol w:w="7839"/>
     </w:tblGrid>
     <w:tr>
       <w:tc>
         <w:tcPr>
-          <w:tcW w:w="1594" w:type="dxa"/>
+          <w:tcW w:w="1591" w:type="dxa"/>
         </w:tcPr>
         <w:p>
           <w:pPr>
@@ -14797,7 +14828,7 @@
       </w:tc>
       <w:tc>
         <w:tcPr>
-          <w:tcW w:w="7856" w:type="dxa"/>
+          <w:tcW w:w="7849" w:type="dxa"/>
           <w:vAlign w:val="center"/>
         </w:tcPr>
         <w:p>
@@ -14912,8 +14943,8 @@
 </w:hdr>
 </file>
 
-<file path=word/header2.xml><?xml version="1.0" encoding="utf-8"?>
-<w:hdr xmlns:wpc="http://schemas.microsoft.com/office/word/2010/wordprocessingCanvas" xmlns:cx="http://schemas.microsoft.com/office/drawing/2014/chartex" xmlns:cx1="http://schemas.microsoft.com/office/drawing/2015/9/8/chartex" xmlns:cx2="http://schemas.microsoft.com/office/drawing/2015/10/21/chartex" xmlns:cx3="http://schemas.microsoft.com/office/drawing/2016/5/9/chartex" xmlns:cx4="http://schemas.microsoft.com/office/drawing/2016/5/10/chartex" xmlns:cx5="http://schemas.microsoft.com/office/drawing/2016/5/11/chartex" xmlns:cx6="http://schemas.microsoft.com/office/drawing/2016/5/12/chartex" xmlns:cx7="http://schemas.microsoft.com/office/drawing/2016/5/13/chartex" xmlns:cx8="http://schemas.microsoft.com/office/drawing/2016/5/14/chartex" xmlns:mc="http://schemas.openxmlformats.org/markup-compatibility/2006" xmlns:aink="http://schemas.microsoft.com/office/drawing/2016/ink" xmlns:am3d="http://schemas.microsoft.com/office/drawing/2017/model3d" xmlns:o="urn:schemas-microsoft-com:office:office" xmlns:oel="http://schemas.microsoft.com/office/2019/extlst" xmlns:r="http://schemas.openxmlformats.org/officeDocument/2006/relationships" xmlns:m="http://schemas.openxmlformats.org/officeDocument/2006/math" xmlns:v="urn:schemas-microsoft-com:vml" xmlns:wp14="http://schemas.microsoft.com/office/word/2010/wordprocessingDrawing" xmlns:wp="http://schemas.openxmlformats.org/drawingml/2006/wordprocessingDrawing" xmlns:w10="urn:schemas-microsoft-com:office:word" xmlns:w="http://schemas.openxmlformats.org/wordprocessingml/2006/main" xmlns:w14="http://schemas.microsoft.com/office/word/2010/wordml" xmlns:w15="http://schemas.microsoft.com/office/word/2012/wordml" xmlns:w16cex="http://schemas.microsoft.com/office/word/2018/wordml/cex" xmlns:w16cid="http://schemas.microsoft.com/office/word/2016/wordml/cid" xmlns:w16="http://schemas.microsoft.com/office/word/2018/wordml" xmlns:w16du="http://schemas.microsoft.com/office/word/2023/wordml/word16du" xmlns:w16sdtdh="http://schemas.microsoft.com/office/word/2020/wordml/sdtdatahash" xmlns:w16sdtfl="http://schemas.microsoft.com/office/word/2024/wordml/sdtformatlock" xmlns:w16se="http://schemas.microsoft.com/office/word/2015/wordml/symex" xmlns:wpg="http://schemas.microsoft.com/office/word/2010/wordprocessingGroup" xmlns:wpi="http://schemas.microsoft.com/office/word/2010/wordprocessingInk" xmlns:wne="http://schemas.microsoft.com/office/word/2006/wordml" xmlns:wps="http://schemas.microsoft.com/office/word/2010/wordprocessingShape" mc:Ignorable="w14 w15 w16se w16cid w16 w16cex w16sdtdh w16sdtfl w16du wp14">
+<file path=word/header4.xml><?xml version="1.0" encoding="utf-8"?>
+<w:hdr xmlns:wpc="http://schemas.microsoft.com/office/word/2010/wordprocessingCanvas" xmlns:cx="http://schemas.microsoft.com/office/drawing/2014/chartex" xmlns:cx1="http://schemas.microsoft.com/office/drawing/2015/9/8/chartex" xmlns:cx2="http://schemas.microsoft.com/office/drawing/2015/10/21/chartex" xmlns:cx3="http://schemas.microsoft.com/office/drawing/2016/5/9/chartex" xmlns:cx4="http://schemas.microsoft.com/office/drawing/2016/5/10/chartex" xmlns:cx5="http://schemas.microsoft.com/office/drawing/2016/5/11/chartex" xmlns:cx6="http://schemas.microsoft.com/office/drawing/2016/5/12/chartex" xmlns:cx7="http://schemas.microsoft.com/office/drawing/2016/5/13/chartex" xmlns:cx8="http://schemas.microsoft.com/office/drawing/2016/5/14/chartex" xmlns:mc="http://schemas.openxmlformats.org/markup-compatibility/2006" xmlns:aink="http://schemas.microsoft.com/office/drawing/2016/ink" xmlns:am3d="http://schemas.microsoft.com/office/drawing/2017/model3d" xmlns:o="urn:schemas-microsoft-com:office:office" xmlns:oel="http://schemas.microsoft.com/office/2019/extlst" xmlns:r="http://schemas.openxmlformats.org/officeDocument/2006/relationships" xmlns:m="http://schemas.openxmlformats.org/officeDocument/2006/math" xmlns:v="urn:schemas-microsoft-com:vml" xmlns:wp14="http://schemas.microsoft.com/office/word/2010/wordprocessingDrawing" xmlns:wp="http://schemas.openxmlformats.org/drawingml/2006/wordprocessingDrawing" xmlns:w10="urn:schemas-microsoft-com:office:word" xmlns:w="http://schemas.openxmlformats.org/wordprocessingml/2006/main" xmlns:w14="http://schemas.microsoft.com/office/word/2010/wordml" xmlns:w15="http://schemas.microsoft.com/office/word/2012/wordml" xmlns:w16cei="http://schemas.microsoft.com/office/word/2026/wordml/cei" xmlns:w16cex="http://schemas.microsoft.com/office/word/2018/wordml/cex" xmlns:w16cid="http://schemas.microsoft.com/office/word/2016/wordml/cid" xmlns:w16="http://schemas.microsoft.com/office/word/2018/wordml" xmlns:w16du="http://schemas.microsoft.com/office/word/2023/wordml/word16du" xmlns:w16sdtdh="http://schemas.microsoft.com/office/word/2020/wordml/sdtdatahash" xmlns:w16sdtfl="http://schemas.microsoft.com/office/word/2024/wordml/sdtformatlock" xmlns:w16se="http://schemas.microsoft.com/office/word/2015/wordml/symex" xmlns:wpg="http://schemas.microsoft.com/office/word/2010/wordprocessingGroup" xmlns:wpi="http://schemas.microsoft.com/office/word/2010/wordprocessingInk" xmlns:wne="http://schemas.microsoft.com/office/word/2006/wordml" xmlns:wps="http://schemas.microsoft.com/office/word/2010/wordprocessingShape" mc:Ignorable="w14 w15 w16se w16cid w16 w16cex w16sdtdh w16sdtfl w16du wp14">
   <w:tbl>
     <w:tblPr>
       <w:tblW w:w="9486" w:type="dxa"/>
@@ -14986,8 +15017,8 @@
 </w:hdr>
 </file>
 
-<file path=word/header3.xml><?xml version="1.0" encoding="utf-8"?>
-<w:hdr xmlns:wpc="http://schemas.microsoft.com/office/word/2010/wordprocessingCanvas" xmlns:cx="http://schemas.microsoft.com/office/drawing/2014/chartex" xmlns:cx1="http://schemas.microsoft.com/office/drawing/2015/9/8/chartex" xmlns:cx2="http://schemas.microsoft.com/office/drawing/2015/10/21/chartex" xmlns:cx3="http://schemas.microsoft.com/office/drawing/2016/5/9/chartex" xmlns:cx4="http://schemas.microsoft.com/office/drawing/2016/5/10/chartex" xmlns:cx5="http://schemas.microsoft.com/office/drawing/2016/5/11/chartex" xmlns:cx6="http://schemas.microsoft.com/office/drawing/2016/5/12/chartex" xmlns:cx7="http://schemas.microsoft.com/office/drawing/2016/5/13/chartex" xmlns:cx8="http://schemas.microsoft.com/office/drawing/2016/5/14/chartex" xmlns:mc="http://schemas.openxmlformats.org/markup-compatibility/2006" xmlns:aink="http://schemas.microsoft.com/office/drawing/2016/ink" xmlns:am3d="http://schemas.microsoft.com/office/drawing/2017/model3d" xmlns:o="urn:schemas-microsoft-com:office:office" xmlns:oel="http://schemas.microsoft.com/office/2019/extlst" xmlns:r="http://schemas.openxmlformats.org/officeDocument/2006/relationships" xmlns:m="http://schemas.openxmlformats.org/officeDocument/2006/math" xmlns:v="urn:schemas-microsoft-com:vml" xmlns:wp14="http://schemas.microsoft.com/office/word/2010/wordprocessingDrawing" xmlns:wp="http://schemas.openxmlformats.org/drawingml/2006/wordprocessingDrawing" xmlns:w10="urn:schemas-microsoft-com:office:word" xmlns:w="http://schemas.openxmlformats.org/wordprocessingml/2006/main" xmlns:w14="http://schemas.microsoft.com/office/word/2010/wordml" xmlns:w15="http://schemas.microsoft.com/office/word/2012/wordml" xmlns:w16cex="http://schemas.microsoft.com/office/word/2018/wordml/cex" xmlns:w16cid="http://schemas.microsoft.com/office/word/2016/wordml/cid" xmlns:w16="http://schemas.microsoft.com/office/word/2018/wordml" xmlns:w16du="http://schemas.microsoft.com/office/word/2023/wordml/word16du" xmlns:w16sdtdh="http://schemas.microsoft.com/office/word/2020/wordml/sdtdatahash" xmlns:w16sdtfl="http://schemas.microsoft.com/office/word/2024/wordml/sdtformatlock" xmlns:w16se="http://schemas.microsoft.com/office/word/2015/wordml/symex" xmlns:wpg="http://schemas.microsoft.com/office/word/2010/wordprocessingGroup" xmlns:wpi="http://schemas.microsoft.com/office/word/2010/wordprocessingInk" xmlns:wne="http://schemas.microsoft.com/office/word/2006/wordml" xmlns:wps="http://schemas.microsoft.com/office/word/2010/wordprocessingShape" mc:Ignorable="w14 w15 w16se w16cid w16 w16cex w16sdtdh w16sdtfl w16du wp14">
+<file path=word/header5.xml><?xml version="1.0" encoding="utf-8"?>
+<w:hdr xmlns:wpc="http://schemas.microsoft.com/office/word/2010/wordprocessingCanvas" xmlns:cx="http://schemas.microsoft.com/office/drawing/2014/chartex" xmlns:cx1="http://schemas.microsoft.com/office/drawing/2015/9/8/chartex" xmlns:cx2="http://schemas.microsoft.com/office/drawing/2015/10/21/chartex" xmlns:cx3="http://schemas.microsoft.com/office/drawing/2016/5/9/chartex" xmlns:cx4="http://schemas.microsoft.com/office/drawing/2016/5/10/chartex" xmlns:cx5="http://schemas.microsoft.com/office/drawing/2016/5/11/chartex" xmlns:cx6="http://schemas.microsoft.com/office/drawing/2016/5/12/chartex" xmlns:cx7="http://schemas.microsoft.com/office/drawing/2016/5/13/chartex" xmlns:cx8="http://schemas.microsoft.com/office/drawing/2016/5/14/chartex" xmlns:mc="http://schemas.openxmlformats.org/markup-compatibility/2006" xmlns:aink="http://schemas.microsoft.com/office/drawing/2016/ink" xmlns:am3d="http://schemas.microsoft.com/office/drawing/2017/model3d" xmlns:o="urn:schemas-microsoft-com:office:office" xmlns:oel="http://schemas.microsoft.com/office/2019/extlst" xmlns:r="http://schemas.openxmlformats.org/officeDocument/2006/relationships" xmlns:m="http://schemas.openxmlformats.org/officeDocument/2006/math" xmlns:v="urn:schemas-microsoft-com:vml" xmlns:wp14="http://schemas.microsoft.com/office/word/2010/wordprocessingDrawing" xmlns:wp="http://schemas.openxmlformats.org/drawingml/2006/wordprocessingDrawing" xmlns:w10="urn:schemas-microsoft-com:office:word" xmlns:w="http://schemas.openxmlformats.org/wordprocessingml/2006/main" xmlns:w14="http://schemas.microsoft.com/office/word/2010/wordml" xmlns:w15="http://schemas.microsoft.com/office/word/2012/wordml" xmlns:w16cei="http://schemas.microsoft.com/office/word/2026/wordml/cei" xmlns:w16cex="http://schemas.microsoft.com/office/word/2018/wordml/cex" xmlns:w16cid="http://schemas.microsoft.com/office/word/2016/wordml/cid" xmlns:w16="http://schemas.microsoft.com/office/word/2018/wordml" xmlns:w16du="http://schemas.microsoft.com/office/word/2023/wordml/word16du" xmlns:w16sdtdh="http://schemas.microsoft.com/office/word/2020/wordml/sdtdatahash" xmlns:w16sdtfl="http://schemas.microsoft.com/office/word/2024/wordml/sdtformatlock" xmlns:w16se="http://schemas.microsoft.com/office/word/2015/wordml/symex" xmlns:wpg="http://schemas.microsoft.com/office/word/2010/wordprocessingGroup" xmlns:wpi="http://schemas.microsoft.com/office/word/2010/wordprocessingInk" xmlns:wne="http://schemas.microsoft.com/office/word/2006/wordml" xmlns:wps="http://schemas.microsoft.com/office/word/2010/wordprocessingShape" mc:Ignorable="w14 w15 w16se w16cid w16 w16cex w16sdtdh w16sdtfl w16du wp14">
   <w:tbl>
     <w:tblPr>
       <w:tblW w:w="9486" w:type="dxa"/>
@@ -15072,7 +15103,7 @@
 </file>
 
 <file path=word/numbering.xml><?xml version="1.0" encoding="utf-8"?>
-<w:numbering xmlns:wpc="http://schemas.microsoft.com/office/word/2010/wordprocessingCanvas" xmlns:cx="http://schemas.microsoft.com/office/drawing/2014/chartex" xmlns:cx1="http://schemas.microsoft.com/office/drawing/2015/9/8/chartex" xmlns:cx2="http://schemas.microsoft.com/office/drawing/2015/10/21/chartex" xmlns:cx3="http://schemas.microsoft.com/office/drawing/2016/5/9/chartex" xmlns:cx4="http://schemas.microsoft.com/office/drawing/2016/5/10/chartex" xmlns:cx5="http://schemas.microsoft.com/office/drawing/2016/5/11/chartex" xmlns:cx6="http://schemas.microsoft.com/office/drawing/2016/5/12/chartex" xmlns:cx7="http://schemas.microsoft.com/office/drawing/2016/5/13/chartex" xmlns:cx8="http://schemas.microsoft.com/office/drawing/2016/5/14/chartex" xmlns:mc="http://schemas.openxmlformats.org/markup-compatibility/2006" xmlns:aink="http://schemas.microsoft.com/office/drawing/2016/ink" xmlns:am3d="http://schemas.microsoft.com/office/drawing/2017/model3d" xmlns:o="urn:schemas-microsoft-com:office:office" xmlns:oel="http://schemas.microsoft.com/office/2019/extlst" xmlns:r="http://schemas.openxmlformats.org/officeDocument/2006/relationships" xmlns:m="http://schemas.openxmlformats.org/officeDocument/2006/math" xmlns:v="urn:schemas-microsoft-com:vml" xmlns:wp14="http://schemas.microsoft.com/office/word/2010/wordprocessingDrawing" xmlns:wp="http://schemas.openxmlformats.org/drawingml/2006/wordprocessingDrawing" xmlns:w10="urn:schemas-microsoft-com:office:word" xmlns:w="http://schemas.openxmlformats.org/wordprocessingml/2006/main" xmlns:w14="http://schemas.microsoft.com/office/word/2010/wordml" xmlns:w15="http://schemas.microsoft.com/office/word/2012/wordml" xmlns:w16cex="http://schemas.microsoft.com/office/word/2018/wordml/cex" xmlns:w16cid="http://schemas.microsoft.com/office/word/2016/wordml/cid" xmlns:w16="http://schemas.microsoft.com/office/word/2018/wordml" xmlns:w16du="http://schemas.microsoft.com/office/word/2023/wordml/word16du" xmlns:w16sdtdh="http://schemas.microsoft.com/office/word/2020/wordml/sdtdatahash" xmlns:w16sdtfl="http://schemas.microsoft.com/office/word/2024/wordml/sdtformatlock" xmlns:w16se="http://schemas.microsoft.com/office/word/2015/wordml/symex" xmlns:wpg="http://schemas.microsoft.com/office/word/2010/wordprocessingGroup" xmlns:wpi="http://schemas.microsoft.com/office/word/2010/wordprocessingInk" xmlns:wne="http://schemas.microsoft.com/office/word/2006/wordml" xmlns:wps="http://schemas.microsoft.com/office/word/2010/wordprocessingShape" mc:Ignorable="w14 w15 w16se w16cid w16 w16cex w16sdtdh w16sdtfl w16du wp14">
+<w:numbering xmlns:wpc="http://schemas.microsoft.com/office/word/2010/wordprocessingCanvas" xmlns:cx="http://schemas.microsoft.com/office/drawing/2014/chartex" xmlns:cx1="http://schemas.microsoft.com/office/drawing/2015/9/8/chartex" xmlns:cx2="http://schemas.microsoft.com/office/drawing/2015/10/21/chartex" xmlns:cx3="http://schemas.microsoft.com/office/drawing/2016/5/9/chartex" xmlns:cx4="http://schemas.microsoft.com/office/drawing/2016/5/10/chartex" xmlns:cx5="http://schemas.microsoft.com/office/drawing/2016/5/11/chartex" xmlns:cx6="http://schemas.microsoft.com/office/drawing/2016/5/12/chartex" xmlns:cx7="http://schemas.microsoft.com/office/drawing/2016/5/13/chartex" xmlns:cx8="http://schemas.microsoft.com/office/drawing/2016/5/14/chartex" xmlns:mc="http://schemas.openxmlformats.org/markup-compatibility/2006" xmlns:aink="http://schemas.microsoft.com/office/drawing/2016/ink" xmlns:am3d="http://schemas.microsoft.com/office/drawing/2017/model3d" xmlns:o="urn:schemas-microsoft-com:office:office" xmlns:oel="http://schemas.microsoft.com/office/2019/extlst" xmlns:r="http://schemas.openxmlformats.org/officeDocument/2006/relationships" xmlns:m="http://schemas.openxmlformats.org/officeDocument/2006/math" xmlns:v="urn:schemas-microsoft-com:vml" xmlns:wp14="http://schemas.microsoft.com/office/word/2010/wordprocessingDrawing" xmlns:wp="http://schemas.openxmlformats.org/drawingml/2006/wordprocessingDrawing" xmlns:w10="urn:schemas-microsoft-com:office:word" xmlns:w="http://schemas.openxmlformats.org/wordprocessingml/2006/main" xmlns:w14="http://schemas.microsoft.com/office/word/2010/wordml" xmlns:w15="http://schemas.microsoft.com/office/word/2012/wordml" xmlns:w16cei="http://schemas.microsoft.com/office/word/2026/wordml/cei" xmlns:w16cex="http://schemas.microsoft.com/office/word/2018/wordml/cex" xmlns:w16cid="http://schemas.microsoft.com/office/word/2016/wordml/cid" xmlns:w16="http://schemas.microsoft.com/office/word/2018/wordml" xmlns:w16du="http://schemas.microsoft.com/office/word/2023/wordml/word16du" xmlns:w16sdtdh="http://schemas.microsoft.com/office/word/2020/wordml/sdtdatahash" xmlns:w16sdtfl="http://schemas.microsoft.com/office/word/2024/wordml/sdtformatlock" xmlns:w16se="http://schemas.microsoft.com/office/word/2015/wordml/symex" xmlns:wpg="http://schemas.microsoft.com/office/word/2010/wordprocessingGroup" xmlns:wpi="http://schemas.microsoft.com/office/word/2010/wordprocessingInk" xmlns:wne="http://schemas.microsoft.com/office/word/2006/wordml" xmlns:wps="http://schemas.microsoft.com/office/word/2010/wordprocessingShape" mc:Ignorable="w14 w15 w16se w16cid w16 w16cex w16sdtdh w16sdtfl w16du wp14">
   <w:abstractNum w:abstractNumId="0" w15:restartNumberingAfterBreak="0">
     <w:nsid w:val="03963AFB"/>
     <w:multiLevelType w:val="hybridMultilevel"/>
@@ -16047,6 +16078,7 @@
         <w:dstrike w:val="0"/>
         <w:noProof w:val="0"/>
         <w:vanish w:val="0"/>
+        <w:color w:val="000000"/>
         <w:spacing w:val="0"/>
         <w:kern w:val="0"/>
         <w:position w:val="0"/>
@@ -16063,11 +16095,6 @@
           <w14:prstDash w14:val="solid"/>
           <w14:bevel/>
         </w14:textOutline>
-        <w14:textFill>
-          <w14:solidFill>
-            <w14:srgbClr w14:val="000000"/>
-          </w14:solidFill>
-        </w14:textFill>
       </w:rPr>
     </w:lvl>
     <w:lvl w:ilvl="5">
@@ -22828,15 +22855,6 @@
 </file>
 
 <file path=customXml/item1.xml><?xml version="1.0" encoding="utf-8"?>
-<?mso-contentType ?>
-<FormTemplates xmlns="http://schemas.microsoft.com/sharepoint/v3/contenttype/forms">
-  <Display>DocumentLibraryForm</Display>
-  <Edit>DocumentLibraryForm</Edit>
-  <New>DocumentLibraryForm</New>
-</FormTemplates>
-</file>
-
-<file path=customXml/item2.xml><?xml version="1.0" encoding="utf-8"?>
 <p:properties xmlns:p="http://schemas.microsoft.com/office/2006/metadata/properties" xmlns:xsi="http://www.w3.org/2001/XMLSchema-instance" xmlns:pc="http://schemas.microsoft.com/office/infopath/2007/PartnerControls">
   <documentManagement>
     <TaxCatchAll xmlns="4b8fbf8b-1220-443d-9737-fe6d9b6798d5" xsi:nil="true"/>
@@ -22847,11 +22865,16 @@
 </p:properties>
 </file>
 
-<file path=customXml/item3.xml><?xml version="1.0" encoding="utf-8"?>
-<b:Sources xmlns:b="http://schemas.openxmlformats.org/officeDocument/2006/bibliography" xmlns="http://schemas.openxmlformats.org/officeDocument/2006/bibliography" SelectedStyle="\APASixthEditionOfficeOnline.xsl" StyleName="APA" Version="6"/>
+<file path=customXml/item2.xml><?xml version="1.0" encoding="utf-8"?>
+<?mso-contentType ?>
+<FormTemplates xmlns="http://schemas.microsoft.com/sharepoint/v3/contenttype/forms">
+  <Display>DocumentLibraryForm</Display>
+  <Edit>DocumentLibraryForm</Edit>
+  <New>DocumentLibraryForm</New>
+</FormTemplates>
 </file>
 
-<file path=customXml/item4.xml><?xml version="1.0" encoding="utf-8"?>
+<file path=customXml/item3.xml><?xml version="1.0" encoding="utf-8"?>
 <ct:contentTypeSchema xmlns:ct="http://schemas.microsoft.com/office/2006/metadata/contentType" xmlns:ma="http://schemas.microsoft.com/office/2006/metadata/properties/metaAttributes" ct:_="" ma:_="" ma:contentTypeName="Document" ma:contentTypeID="0x0101001BBECA09418D434985371152D78633BC" ma:contentTypeVersion="11" ma:contentTypeDescription="Create a new document." ma:contentTypeScope="" ma:versionID="1ff01b9c9ebe5baeac55163eb68a01fe">
   <xsd:schema xmlns:xsd="http://www.w3.org/2001/XMLSchema" xmlns:xs="http://www.w3.org/2001/XMLSchema" xmlns:p="http://schemas.microsoft.com/office/2006/metadata/properties" xmlns:ns2="b8d09027-3915-499f-b0e7-28fda8d51cc7" xmlns:ns3="4b8fbf8b-1220-443d-9737-fe6d9b6798d5" targetNamespace="http://schemas.microsoft.com/office/2006/metadata/properties" ma:root="true" ma:fieldsID="914701d973fbe8f1dcb4cc87e3d1187b" ns2:_="" ns3:_="">
     <xsd:import namespace="b8d09027-3915-499f-b0e7-28fda8d51cc7"/>
@@ -23046,15 +23069,11 @@
 </ct:contentTypeSchema>
 </file>
 
-<file path=customXml/itemProps1.xml><?xml version="1.0" encoding="utf-8"?>
-<ds:datastoreItem xmlns:ds="http://schemas.openxmlformats.org/officeDocument/2006/customXml" ds:itemID="{E093A7A9-8BFB-4760-8EFC-B6FB8C029753}">
-  <ds:schemaRefs>
-    <ds:schemaRef ds:uri="http://schemas.microsoft.com/sharepoint/v3/contenttype/forms"/>
-  </ds:schemaRefs>
-</ds:datastoreItem>
+<file path=customXml/item4.xml><?xml version="1.0" encoding="utf-8"?>
+<b:Sources xmlns:b="http://schemas.openxmlformats.org/officeDocument/2006/bibliography" xmlns="http://schemas.openxmlformats.org/officeDocument/2006/bibliography" SelectedStyle="\APASixthEditionOfficeOnline.xsl" StyleName="APA" Version="6"/>
 </file>
 
-<file path=customXml/itemProps2.xml><?xml version="1.0" encoding="utf-8"?>
+<file path=customXml/itemProps1.xml><?xml version="1.0" encoding="utf-8"?>
 <ds:datastoreItem xmlns:ds="http://schemas.openxmlformats.org/officeDocument/2006/customXml" ds:itemID="{34852BB7-EAEF-4CC2-8396-1E9381839262}">
   <ds:schemaRefs>
     <ds:schemaRef ds:uri="http://schemas.microsoft.com/office/2006/metadata/properties"/>
@@ -23065,14 +23084,37 @@
 </ds:datastoreItem>
 </file>
 
+<file path=customXml/itemProps2.xml><?xml version="1.0" encoding="utf-8"?>
+<ds:datastoreItem xmlns:ds="http://schemas.openxmlformats.org/officeDocument/2006/customXml" ds:itemID="{E093A7A9-8BFB-4760-8EFC-B6FB8C029753}">
+  <ds:schemaRefs>
+    <ds:schemaRef ds:uri="http://schemas.microsoft.com/sharepoint/v3/contenttype/forms"/>
+  </ds:schemaRefs>
+</ds:datastoreItem>
+</file>
+
 <file path=customXml/itemProps3.xml><?xml version="1.0" encoding="utf-8"?>
+<ds:datastoreItem xmlns:ds="http://schemas.openxmlformats.org/officeDocument/2006/customXml" ds:itemID="{04328979-2E94-4967-877B-CA27B9F04FA6}">
+  <ds:schemaRefs>
+    <ds:schemaRef ds:uri="http://schemas.microsoft.com/office/2006/metadata/contentType"/>
+    <ds:schemaRef ds:uri="http://schemas.microsoft.com/office/2006/metadata/properties/metaAttributes"/>
+    <ds:schemaRef ds:uri="http://www.w3.org/2001/XMLSchema"/>
+    <ds:schemaRef ds:uri="http://schemas.microsoft.com/office/2006/metadata/properties"/>
+    <ds:schemaRef ds:uri="b8d09027-3915-499f-b0e7-28fda8d51cc7"/>
+    <ds:schemaRef ds:uri="4b8fbf8b-1220-443d-9737-fe6d9b6798d5"/>
+    <ds:schemaRef ds:uri="http://schemas.microsoft.com/office/2006/documentManagement/types"/>
+    <ds:schemaRef ds:uri="http://schemas.microsoft.com/office/infopath/2007/PartnerControls"/>
+    <ds:schemaRef ds:uri="http://schemas.openxmlformats.org/package/2006/metadata/core-properties"/>
+    <ds:schemaRef ds:uri="http://purl.org/dc/elements/1.1/"/>
+    <ds:schemaRef ds:uri="http://purl.org/dc/terms/"/>
+    <ds:schemaRef ds:uri="http://schemas.microsoft.com/internal/obd"/>
+  </ds:schemaRefs>
+</ds:datastoreItem>
+</file>
+
+<file path=customXml/itemProps4.xml><?xml version="1.0" encoding="utf-8"?>
 <ds:datastoreItem xmlns:ds="http://schemas.openxmlformats.org/officeDocument/2006/customXml" ds:itemID="{C02F71C2-1B63-49B1-9CC4-ECCD75C68080}">
   <ds:schemaRefs>
     <ds:schemaRef ds:uri="http://schemas.openxmlformats.org/officeDocument/2006/bibliography"/>
   </ds:schemaRefs>
 </ds:datastoreItem>
-</file>
-
-<file path=customXml/itemProps4.xml><?xml version="1.0" encoding="utf-8"?>
-<ds:datastoreItem xmlns:ds="http://schemas.openxmlformats.org/officeDocument/2006/customXml" ds:itemID="{04328979-2E94-4967-877B-CA27B9F04FA6}"/>
 </file>